--- a/7-技术管理/流程制度规范类文件/070101-软件开发管理制度.docx
+++ b/7-技术管理/流程制度规范类文件/070101-软件开发管理制度.docx
@@ -6933,7 +6933,7 @@
     <w:tbl>
       <w:tblPr>
         <w:tblStyle w:val="22"/>
-        <w:tblW w:w="0" w:type="auto"/>
+        <w:tblW w:w="8474" w:type="dxa"/>
         <w:jc w:val="center"/>
         <w:tblBorders>
           <w:top w:val="single" w:color="auto" w:sz="4" w:space="0"/>
@@ -6953,7 +6953,7 @@
       </w:tblPr>
       <w:tblGrid>
         <w:gridCol w:w="1848"/>
-        <w:gridCol w:w="3706"/>
+        <w:gridCol w:w="4568"/>
         <w:gridCol w:w="1147"/>
         <w:gridCol w:w="911"/>
       </w:tblGrid>
@@ -7008,7 +7008,7 @@
         </w:tc>
         <w:tc>
           <w:tcPr>
-            <w:tcW w:w="3706" w:type="dxa"/>
+            <w:tcW w:w="4568" w:type="dxa"/>
             <w:vAlign w:val="center"/>
           </w:tcPr>
           <w:p>
@@ -7144,7 +7144,7 @@
         </w:tc>
         <w:tc>
           <w:tcPr>
-            <w:tcW w:w="3706" w:type="dxa"/>
+            <w:tcW w:w="4568" w:type="dxa"/>
             <w:vAlign w:val="center"/>
           </w:tcPr>
           <w:p>
@@ -7255,8 +7255,6 @@
           <w:lang w:val="en-US" w:eastAsia="zh-CN"/>
         </w:rPr>
       </w:pPr>
-      <w:bookmarkStart w:id="37" w:name="_GoBack"/>
-      <w:bookmarkEnd w:id="37"/>
       <w:bookmarkStart w:id="33" w:name="_Toc31025"/>
       <w:r>
         <w:rPr>
@@ -7368,6 +7366,8 @@
         <w:t>记录</w:t>
       </w:r>
       <w:bookmarkEnd w:id="36"/>
+      <w:bookmarkStart w:id="37" w:name="_GoBack"/>
+      <w:bookmarkEnd w:id="37"/>
     </w:p>
     <w:p>
       <w:pPr>
